--- a/releases/evt-pre-20/2026-09-30-rev-d/Заказ_плат_и_монтаж/02_PCB_MIC_управляемый_заказ_и_монтаж/00_Задание_PCB-MIC_на_изготовление_и_монтаж.docx
+++ b/releases/evt-pre-20/2026-09-30-rev-d/Заказ_плат_и_монтаж/02_PCB_MIC_управляемый_заказ_и_монтаж/00_Задание_PCB-MIC_на_изготовление_и_монтаж.docx
@@ -5,111 +5,249 @@
     <w:p>
       <w:pPr>
         <w:pStyle w:val="a3"/>
-        <w:jc w:val="left"/>
-      </w:pPr>
-      <w:r>
-        <w:t>PCB-MIC Rev B — задание на изготовление и монтаж</w:t>
-      </w:r>
-    </w:p>
-    <w:p>
-      <w:pPr/>
-      <w:r>
+        <w:keepNext/>
+        <w:spacing w:line="240" w:lineRule="auto" w:before="0" w:after="0"/>
+        <w:ind w:firstLine="0"/>
+        <w:jc w:val="both"/>
+      </w:pPr>
+      <w:r>
+        <w:rPr>
+          <w:rFonts w:ascii="Times New Roman" w:hAnsi="Times New Roman" w:eastAsia="Times New Roman" w:cs="Times New Roman"/>
+          <w:b/>
+          <w:sz w:val="28"/>
+        </w:rPr>
+        <w:t>PCB-MIC Rev B – задание на изготовление и монтаж</w:t>
+      </w:r>
+    </w:p>
+    <w:p>
+      <w:pPr>
+        <w:spacing w:line="240" w:lineRule="auto" w:before="0" w:after="0"/>
+        <w:ind w:firstLine="709"/>
+        <w:jc w:val="both"/>
+      </w:pPr>
+      <w:r>
+        <w:rPr>
+          <w:rFonts w:ascii="Times New Roman" w:hAnsi="Times New Roman" w:eastAsia="Times New Roman" w:cs="Times New Roman"/>
+          <w:sz w:val="28"/>
+        </w:rPr>
         <w:t>Дионея · EVT-PRE-20 · 30 сентября 2026 года · Rev D</w:t>
       </w:r>
     </w:p>
     <w:p>
-      <w:pPr/>
-      <w:r>
-        <w:t>Review B принят заказчиком для управляемого выпуска первого изделия. Партия первого лота — 80 PCBA: четыре платы на каждую из 20 станций.</w:t>
+      <w:pPr>
+        <w:spacing w:line="240" w:lineRule="auto" w:before="0" w:after="0"/>
+        <w:ind w:firstLine="709"/>
+        <w:jc w:val="both"/>
+      </w:pPr>
+      <w:r>
+        <w:rPr>
+          <w:rFonts w:ascii="Times New Roman" w:hAnsi="Times New Roman" w:eastAsia="Times New Roman" w:cs="Times New Roman"/>
+          <w:sz w:val="28"/>
+        </w:rPr>
+        <w:t>Review B принят заказчиком для управляемого выпуска первого изделия. Партия первого лота – 80 PCBA: четыре платы на каждую из 20 станций.</w:t>
       </w:r>
     </w:p>
     <w:p>
       <w:pPr>
         <w:pStyle w:val="2"/>
-      </w:pPr>
-      <w:r>
+        <w:keepNext/>
+        <w:spacing w:line="240" w:lineRule="auto" w:before="0" w:after="0"/>
+        <w:ind w:firstLine="0"/>
+        <w:jc w:val="both"/>
+      </w:pPr>
+      <w:r>
+        <w:rPr>
+          <w:rFonts w:ascii="Times New Roman" w:hAnsi="Times New Roman" w:eastAsia="Times New Roman" w:cs="Times New Roman"/>
+          <w:b/>
+          <w:sz w:val="28"/>
+        </w:rPr>
         <w:t>Параметры платы</w:t>
       </w:r>
     </w:p>
     <w:p>
-      <w:pPr/>
-      <w:r>
+      <w:pPr>
+        <w:spacing w:line="240" w:lineRule="auto" w:before="0" w:after="0"/>
+        <w:ind w:firstLine="709"/>
+        <w:jc w:val="both"/>
+      </w:pPr>
+      <w:r>
+        <w:rPr>
+          <w:rFonts w:ascii="Times New Roman" w:hAnsi="Times New Roman" w:eastAsia="Times New Roman" w:cs="Times New Roman"/>
+          <w:sz w:val="28"/>
+        </w:rPr>
         <w:t>Габарит 24 × 22 мм; толщина 1,0 мм; два слоя; FR-4; наружная медь 35 мкм; ENIG; зелёная маска; белая маркировка.</w:t>
       </w:r>
     </w:p>
     <w:p>
-      <w:pPr/>
-      <w:r>
+      <w:pPr>
+        <w:spacing w:line="240" w:lineRule="auto" w:before="0" w:after="0"/>
+        <w:ind w:firstLine="709"/>
+        <w:jc w:val="both"/>
+      </w:pPr>
+      <w:r>
+        <w:rPr>
+          <w:rFonts w:ascii="Times New Roman" w:hAnsi="Times New Roman" w:eastAsia="Times New Roman" w:cs="Times New Roman"/>
+          <w:sz w:val="28"/>
+        </w:rPr>
         <w:t>H1/H2: NPTH Ø2,2 мм. Акустический порт MK1: NPTH Ø0,8 мм. Использовать отдельные файлы PTH и NPTH. Не добавлять фабричные метки сверления в Gerber трафарета или контура.</w:t>
       </w:r>
     </w:p>
     <w:p>
-      <w:pPr/>
-      <w:r>
+      <w:pPr>
+        <w:spacing w:line="240" w:lineRule="auto" w:before="0" w:after="0"/>
+        <w:ind w:firstLine="709"/>
+        <w:jc w:val="both"/>
+      </w:pPr>
+      <w:r>
+        <w:rPr>
+          <w:rFonts w:ascii="Times New Roman" w:hAnsi="Times New Roman" w:eastAsia="Times New Roman" w:cs="Times New Roman"/>
+          <w:sz w:val="28"/>
+        </w:rPr>
         <w:t>Контрольная сумма исходной платы SHA-256: c57cebbb3886247166551fd242fa51350bc9be7fee6299e63e7eaac60518d518.</w:t>
       </w:r>
     </w:p>
     <w:p>
       <w:pPr>
         <w:pStyle w:val="2"/>
-      </w:pPr>
-      <w:r>
+        <w:keepNext/>
+        <w:spacing w:line="240" w:lineRule="auto" w:before="0" w:after="0"/>
+        <w:ind w:firstLine="0"/>
+        <w:jc w:val="both"/>
+      </w:pPr>
+      <w:r>
+        <w:rPr>
+          <w:rFonts w:ascii="Times New Roman" w:hAnsi="Times New Roman" w:eastAsia="Times New Roman" w:cs="Times New Roman"/>
+          <w:b/>
+          <w:sz w:val="28"/>
+        </w:rPr>
         <w:t>Монтаж</w:t>
       </w:r>
     </w:p>
     <w:p>
-      <w:pPr/>
-      <w:r>
+      <w:pPr>
+        <w:spacing w:line="240" w:lineRule="auto" w:before="0" w:after="0"/>
+        <w:ind w:firstLine="709"/>
+        <w:jc w:val="both"/>
+      </w:pPr>
+      <w:r>
+        <w:rPr>
+          <w:rFonts w:ascii="Times New Roman" w:hAnsi="Times New Roman" w:eastAsia="Times New Roman" w:cs="Times New Roman"/>
+          <w:sz w:val="28"/>
+        </w:rPr>
         <w:t>Точные MPN: MK1 TDK InvenSense MMICT5838-00-012; J1 Molex 5040500691; C1 TDK CGA2B3X7R1E104K050BB; R1 Panasonic ERJ-2GE0R00X.</w:t>
       </w:r>
     </w:p>
     <w:p>
-      <w:pPr/>
-      <w:r>
+      <w:pPr>
+        <w:spacing w:line="240" w:lineRule="auto" w:before="0" w:after="0"/>
+        <w:ind w:firstLine="709"/>
+        <w:jc w:val="both"/>
+      </w:pPr>
+      <w:r>
+        <w:rPr>
+          <w:rFonts w:ascii="Times New Roman" w:hAnsi="Times New Roman" w:eastAsia="Times New Roman" w:cs="Times New Roman"/>
+          <w:sz w:val="28"/>
+        </w:rPr>
         <w:t>Трафарет MK1 выполнять четырьмя раздельными дугами: наружный диаметр 1,525 мм, внутренний 1,025 мм, четыре разрыва 0,10 мм. Паста, клей, покрытие и загрязнение в акустическом отверстии запрещены.</w:t>
       </w:r>
     </w:p>
     <w:p>
-      <w:pPr/>
-      <w:r>
+      <w:pPr>
+        <w:spacing w:line="240" w:lineRule="auto" w:before="0" w:after="0"/>
+        <w:ind w:firstLine="709"/>
+        <w:jc w:val="both"/>
+      </w:pPr>
+      <w:r>
+        <w:rPr>
+          <w:rFonts w:ascii="Times New Roman" w:hAnsi="Times New Roman" w:eastAsia="Times New Roman" w:cs="Times New Roman"/>
+          <w:sz w:val="28"/>
+        </w:rPr>
         <w:t>Проверить ориентацию pin 1 MK1 и J1 по сборочной схеме RU/EN. Панелизацию и отделение выполнить без изгиба зоны MEMS-микрофона.</w:t>
       </w:r>
     </w:p>
     <w:p>
       <w:pPr>
         <w:pStyle w:val="2"/>
-      </w:pPr>
-      <w:r>
+        <w:keepNext/>
+        <w:spacing w:line="240" w:lineRule="auto" w:before="0" w:after="0"/>
+        <w:ind w:firstLine="0"/>
+        <w:jc w:val="both"/>
+      </w:pPr>
+      <w:r>
+        <w:rPr>
+          <w:rFonts w:ascii="Times New Roman" w:hAnsi="Times New Roman" w:eastAsia="Times New Roman" w:cs="Times New Roman"/>
+          <w:b/>
+          <w:sz w:val="28"/>
+        </w:rPr>
         <w:t>Управляемый первый образец</w:t>
       </w:r>
     </w:p>
     <w:p>
-      <w:pPr/>
-      <w:r>
+      <w:pPr>
+        <w:spacing w:line="240" w:lineRule="auto" w:before="0" w:after="0"/>
+        <w:ind w:firstLine="709"/>
+        <w:jc w:val="both"/>
+      </w:pPr>
+      <w:r>
+        <w:rPr>
+          <w:rFonts w:ascii="Times New Roman" w:hAnsi="Times New Roman" w:eastAsia="Times New Roman" w:cs="Times New Roman"/>
+          <w:sz w:val="28"/>
+        </w:rPr>
         <w:t>Изготовить и смонтировать одну плату или одну панель. До продолжения партии выполнить AOI/микроскопию MK1, проверить открытый неметаллизированный порт, отсутствие пасты/клея/покрытия, электрическую целостность и работу PDM.</w:t>
       </w:r>
     </w:p>
     <w:p>
-      <w:pPr/>
-      <w:r>
+      <w:pPr>
+        <w:spacing w:line="240" w:lineRule="auto" w:before="0" w:after="0"/>
+        <w:ind w:firstLine="709"/>
+        <w:jc w:val="both"/>
+      </w:pPr>
+      <w:r>
+        <w:rPr>
+          <w:rFonts w:ascii="Times New Roman" w:hAnsi="Times New Roman" w:eastAsia="Times New Roman" w:cs="Times New Roman"/>
+          <w:sz w:val="28"/>
+        </w:rPr>
         <w:t>После документированного PASS первого изделия разрешается изготовить оставшиеся 79 PCBA без изменения файлов. Любое DFM-изменение CAM, стека, отверстий, посадочных мест или трафарета оформляется ECO до производства.</w:t>
       </w:r>
     </w:p>
     <w:p>
       <w:pPr>
         <w:pStyle w:val="2"/>
-      </w:pPr>
-      <w:r>
+        <w:keepNext/>
+        <w:spacing w:line="240" w:lineRule="auto" w:before="0" w:after="0"/>
+        <w:ind w:firstLine="0"/>
+        <w:jc w:val="both"/>
+      </w:pPr>
+      <w:r>
+        <w:rPr>
+          <w:rFonts w:ascii="Times New Roman" w:hAnsi="Times New Roman" w:eastAsia="Times New Roman" w:cs="Times New Roman"/>
+          <w:b/>
+          <w:sz w:val="28"/>
+        </w:rPr>
         <w:t>Приёмка</w:t>
       </w:r>
     </w:p>
     <w:p>
-      <w:pPr/>
-      <w:r>
+      <w:pPr>
+        <w:spacing w:line="240" w:lineRule="auto" w:before="0" w:after="0"/>
+        <w:ind w:firstLine="709"/>
+        <w:jc w:val="both"/>
+      </w:pPr>
+      <w:r>
+        <w:rPr>
+          <w:rFonts w:ascii="Times New Roman" w:hAnsi="Times New Roman" w:eastAsia="Times New Roman" w:cs="Times New Roman"/>
+          <w:sz w:val="28"/>
+        </w:rPr>
         <w:t>Передать отчёт электротеста плат, AOI/микроскопию первого изделия, реальный stack ID, схему панели, профиль пайки и перечень принятых отклонений. Физическая акустическая калибровка выполняется после сборки станции по программе EVT.</w:t>
       </w:r>
     </w:p>
     <w:sectPr>
+      <w:headerReference w:type="default" r:id="rId7"/>
+      <w:footerReference w:type="default" r:id="rId8"/>
+      <w:headerReference w:type="first" r:id="rId9"/>
+      <w:footerReference w:type="first" r:id="rId10"/>
+      <w:headerReference w:type="even" r:id="rId11"/>
+      <w:footerReference w:type="even" r:id="rId12"/>
       <w:pgSz w:w="11906" w:h="16838"/>
       <w:pgMar w:top="1134" w:right="850" w:bottom="1134" w:left="1701" w:header="708" w:footer="708" w:gutter="0"/>
       <w:cols w:space="720"/>
@@ -117,6 +255,84 @@
     </w:sectPr>
   </w:body>
 </w:document>
+</file>
+
+<file path=word/footer1.xml><?xml version="1.0" encoding="utf-8"?>
+<w:ftr xmlns:m="http://schemas.openxmlformats.org/officeDocument/2006/math" xmlns:mc="http://schemas.openxmlformats.org/markup-compatibility/2006" xmlns:mo="http://schemas.microsoft.com/office/mac/office/2008/main" xmlns:mv="urn:schemas-microsoft-com:mac:vml" xmlns:o="urn:schemas-microsoft-com:office:office" xmlns:r="http://schemas.openxmlformats.org/officeDocument/2006/relationships" xmlns:v="urn:schemas-microsoft-com:vml" xmlns:w10="urn:schemas-microsoft-com:office:word" xmlns:w14="http://schemas.microsoft.com/office/word/2010/wordml" xmlns:w="http://schemas.openxmlformats.org/wordprocessingml/2006/main" xmlns:wne="http://schemas.microsoft.com/office/word/2006/wordml" xmlns:wp14="http://schemas.microsoft.com/office/word/2010/wordprocessingDrawing" xmlns:wp="http://schemas.openxmlformats.org/drawingml/2006/wordprocessingDrawing" xmlns:wpc="http://schemas.microsoft.com/office/word/2010/wordprocessingCanvas" xmlns:wpg="http://schemas.microsoft.com/office/word/2010/wordprocessingGroup" xmlns:wpi="http://schemas.microsoft.com/office/word/2010/wordprocessingInk" xmlns:wps="http://schemas.microsoft.com/office/word/2010/wordprocessingShape" mc:Ignorable="w14 wp14">
+  <w:p>
+    <w:pPr>
+      <w:pStyle w:val="Footer"/>
+      <w:spacing w:line="240" w:lineRule="auto" w:before="0" w:after="0"/>
+      <w:ind w:firstLine="709"/>
+      <w:jc w:val="both"/>
+    </w:pPr>
+  </w:p>
+</w:ftr>
+</file>
+
+<file path=word/footer2.xml><?xml version="1.0" encoding="utf-8"?>
+<w:ftr xmlns:m="http://schemas.openxmlformats.org/officeDocument/2006/math" xmlns:mc="http://schemas.openxmlformats.org/markup-compatibility/2006" xmlns:mo="http://schemas.microsoft.com/office/mac/office/2008/main" xmlns:mv="urn:schemas-microsoft-com:mac:vml" xmlns:o="urn:schemas-microsoft-com:office:office" xmlns:r="http://schemas.openxmlformats.org/officeDocument/2006/relationships" xmlns:v="urn:schemas-microsoft-com:vml" xmlns:w10="urn:schemas-microsoft-com:office:word" xmlns:w14="http://schemas.microsoft.com/office/word/2010/wordml" xmlns:w="http://schemas.openxmlformats.org/wordprocessingml/2006/main" xmlns:wne="http://schemas.microsoft.com/office/word/2006/wordml" xmlns:wp14="http://schemas.microsoft.com/office/word/2010/wordprocessingDrawing" xmlns:wp="http://schemas.openxmlformats.org/drawingml/2006/wordprocessingDrawing" xmlns:wpc="http://schemas.microsoft.com/office/word/2010/wordprocessingCanvas" xmlns:wpg="http://schemas.microsoft.com/office/word/2010/wordprocessingGroup" xmlns:wpi="http://schemas.microsoft.com/office/word/2010/wordprocessingInk" xmlns:wps="http://schemas.microsoft.com/office/word/2010/wordprocessingShape" mc:Ignorable="w14 wp14">
+  <w:p>
+    <w:pPr>
+      <w:pStyle w:val="Footer"/>
+      <w:spacing w:line="240" w:lineRule="auto" w:before="0" w:after="0"/>
+      <w:ind w:firstLine="709"/>
+      <w:jc w:val="both"/>
+    </w:pPr>
+  </w:p>
+</w:ftr>
+</file>
+
+<file path=word/footer3.xml><?xml version="1.0" encoding="utf-8"?>
+<w:ftr xmlns:m="http://schemas.openxmlformats.org/officeDocument/2006/math" xmlns:mc="http://schemas.openxmlformats.org/markup-compatibility/2006" xmlns:mo="http://schemas.microsoft.com/office/mac/office/2008/main" xmlns:mv="urn:schemas-microsoft-com:mac:vml" xmlns:o="urn:schemas-microsoft-com:office:office" xmlns:r="http://schemas.openxmlformats.org/officeDocument/2006/relationships" xmlns:v="urn:schemas-microsoft-com:vml" xmlns:w10="urn:schemas-microsoft-com:office:word" xmlns:w14="http://schemas.microsoft.com/office/word/2010/wordml" xmlns:w="http://schemas.openxmlformats.org/wordprocessingml/2006/main" xmlns:wne="http://schemas.microsoft.com/office/word/2006/wordml" xmlns:wp14="http://schemas.microsoft.com/office/word/2010/wordprocessingDrawing" xmlns:wp="http://schemas.openxmlformats.org/drawingml/2006/wordprocessingDrawing" xmlns:wpc="http://schemas.microsoft.com/office/word/2010/wordprocessingCanvas" xmlns:wpg="http://schemas.microsoft.com/office/word/2010/wordprocessingGroup" xmlns:wpi="http://schemas.microsoft.com/office/word/2010/wordprocessingInk" xmlns:wps="http://schemas.microsoft.com/office/word/2010/wordprocessingShape" mc:Ignorable="w14 wp14">
+  <w:p>
+    <w:pPr>
+      <w:pStyle w:val="Footer"/>
+      <w:spacing w:line="240" w:lineRule="auto" w:before="0" w:after="0"/>
+      <w:ind w:firstLine="709"/>
+      <w:jc w:val="both"/>
+    </w:pPr>
+  </w:p>
+</w:ftr>
+</file>
+
+<file path=word/header1.xml><?xml version="1.0" encoding="utf-8"?>
+<w:hdr xmlns:m="http://schemas.openxmlformats.org/officeDocument/2006/math" xmlns:mc="http://schemas.openxmlformats.org/markup-compatibility/2006" xmlns:mo="http://schemas.microsoft.com/office/mac/office/2008/main" xmlns:mv="urn:schemas-microsoft-com:mac:vml" xmlns:o="urn:schemas-microsoft-com:office:office" xmlns:r="http://schemas.openxmlformats.org/officeDocument/2006/relationships" xmlns:v="urn:schemas-microsoft-com:vml" xmlns:w10="urn:schemas-microsoft-com:office:word" xmlns:w14="http://schemas.microsoft.com/office/word/2010/wordml" xmlns:w="http://schemas.openxmlformats.org/wordprocessingml/2006/main" xmlns:wne="http://schemas.microsoft.com/office/word/2006/wordml" xmlns:wp14="http://schemas.microsoft.com/office/word/2010/wordprocessingDrawing" xmlns:wp="http://schemas.openxmlformats.org/drawingml/2006/wordprocessingDrawing" xmlns:wpc="http://schemas.microsoft.com/office/word/2010/wordprocessingCanvas" xmlns:wpg="http://schemas.microsoft.com/office/word/2010/wordprocessingGroup" xmlns:wpi="http://schemas.microsoft.com/office/word/2010/wordprocessingInk" xmlns:wps="http://schemas.microsoft.com/office/word/2010/wordprocessingShape" mc:Ignorable="w14 wp14">
+  <w:p>
+    <w:pPr>
+      <w:pStyle w:val="Header"/>
+      <w:spacing w:line="240" w:lineRule="auto" w:before="0" w:after="0"/>
+      <w:ind w:firstLine="709"/>
+      <w:jc w:val="both"/>
+    </w:pPr>
+  </w:p>
+</w:hdr>
+</file>
+
+<file path=word/header2.xml><?xml version="1.0" encoding="utf-8"?>
+<w:hdr xmlns:m="http://schemas.openxmlformats.org/officeDocument/2006/math" xmlns:mc="http://schemas.openxmlformats.org/markup-compatibility/2006" xmlns:mo="http://schemas.microsoft.com/office/mac/office/2008/main" xmlns:mv="urn:schemas-microsoft-com:mac:vml" xmlns:o="urn:schemas-microsoft-com:office:office" xmlns:r="http://schemas.openxmlformats.org/officeDocument/2006/relationships" xmlns:v="urn:schemas-microsoft-com:vml" xmlns:w10="urn:schemas-microsoft-com:office:word" xmlns:w14="http://schemas.microsoft.com/office/word/2010/wordml" xmlns:w="http://schemas.openxmlformats.org/wordprocessingml/2006/main" xmlns:wne="http://schemas.microsoft.com/office/word/2006/wordml" xmlns:wp14="http://schemas.microsoft.com/office/word/2010/wordprocessingDrawing" xmlns:wp="http://schemas.openxmlformats.org/drawingml/2006/wordprocessingDrawing" xmlns:wpc="http://schemas.microsoft.com/office/word/2010/wordprocessingCanvas" xmlns:wpg="http://schemas.microsoft.com/office/word/2010/wordprocessingGroup" xmlns:wpi="http://schemas.microsoft.com/office/word/2010/wordprocessingInk" xmlns:wps="http://schemas.microsoft.com/office/word/2010/wordprocessingShape" mc:Ignorable="w14 wp14">
+  <w:p>
+    <w:pPr>
+      <w:pStyle w:val="Header"/>
+      <w:spacing w:line="240" w:lineRule="auto" w:before="0" w:after="0"/>
+      <w:ind w:firstLine="709"/>
+      <w:jc w:val="both"/>
+    </w:pPr>
+  </w:p>
+</w:hdr>
+</file>
+
+<file path=word/header3.xml><?xml version="1.0" encoding="utf-8"?>
+<w:hdr xmlns:m="http://schemas.openxmlformats.org/officeDocument/2006/math" xmlns:mc="http://schemas.openxmlformats.org/markup-compatibility/2006" xmlns:mo="http://schemas.microsoft.com/office/mac/office/2008/main" xmlns:mv="urn:schemas-microsoft-com:mac:vml" xmlns:o="urn:schemas-microsoft-com:office:office" xmlns:r="http://schemas.openxmlformats.org/officeDocument/2006/relationships" xmlns:v="urn:schemas-microsoft-com:vml" xmlns:w10="urn:schemas-microsoft-com:office:word" xmlns:w14="http://schemas.microsoft.com/office/word/2010/wordml" xmlns:w="http://schemas.openxmlformats.org/wordprocessingml/2006/main" xmlns:wne="http://schemas.microsoft.com/office/word/2006/wordml" xmlns:wp14="http://schemas.microsoft.com/office/word/2010/wordprocessingDrawing" xmlns:wp="http://schemas.openxmlformats.org/drawingml/2006/wordprocessingDrawing" xmlns:wpc="http://schemas.microsoft.com/office/word/2010/wordprocessingCanvas" xmlns:wpg="http://schemas.microsoft.com/office/word/2010/wordprocessingGroup" xmlns:wpi="http://schemas.microsoft.com/office/word/2010/wordprocessingInk" xmlns:wps="http://schemas.microsoft.com/office/word/2010/wordprocessingShape" mc:Ignorable="w14 wp14">
+  <w:p>
+    <w:pPr>
+      <w:pStyle w:val="Header"/>
+      <w:spacing w:line="240" w:lineRule="auto" w:before="0" w:after="0"/>
+      <w:ind w:firstLine="709"/>
+      <w:jc w:val="both"/>
+    </w:pPr>
+  </w:p>
+</w:hdr>
 </file>
 
 <file path=word/numbering.xml><?xml version="1.0" encoding="utf-8"?>
@@ -725,19 +941,32 @@
   <w:style w:type="paragraph" w:default="1" w:styleId="a">
     <w:name w:val="Normal"/>
     <w:qFormat/>
+    <w:pPr>
+      <w:spacing w:line="240" w:lineRule="auto" w:before="0" w:after="0"/>
+      <w:ind w:firstLine="709"/>
+      <w:jc w:val="both"/>
+    </w:pPr>
+    <w:rPr>
+      <w:rFonts w:ascii="Times New Roman" w:hAnsi="Times New Roman"/>
+      <w:b w:val="0"/>
+      <w:sz w:val="28"/>
+    </w:rPr>
   </w:style>
   <w:style w:type="paragraph" w:styleId="1">
     <w:name w:val="heading 1"/>
     <w:qFormat/>
     <w:pPr>
+      <w:spacing w:line="240" w:lineRule="auto" w:before="0" w:after="0"/>
+      <w:ind w:firstLine="709"/>
+      <w:jc w:val="both"/>
       <w:outlineLvl w:val="0"/>
     </w:pPr>
     <w:rPr>
-      <w:rFonts w:ascii="Arial" w:hAnsi="Arial"/>
+      <w:rFonts w:ascii="Times New Roman" w:hAnsi="Times New Roman"/>
       <w:b/>
       <w:bCs/>
       <w:color w:val="000000"/>
-      <w:sz w:val="32"/>
+      <w:sz w:val="28"/>
       <w:szCs w:val="32"/>
     </w:rPr>
   </w:style>
@@ -745,24 +974,33 @@
     <w:name w:val="heading 2"/>
     <w:qFormat/>
     <w:pPr>
+      <w:spacing w:line="240" w:lineRule="auto" w:before="0" w:after="0"/>
+      <w:ind w:firstLine="709"/>
+      <w:jc w:val="both"/>
       <w:outlineLvl w:val="1"/>
     </w:pPr>
     <w:rPr>
-      <w:rFonts w:ascii="Arial" w:hAnsi="Arial"/>
+      <w:rFonts w:ascii="Times New Roman" w:hAnsi="Times New Roman"/>
       <w:b/>
       <w:bCs/>
       <w:color w:val="000000"/>
+      <w:sz w:val="28"/>
     </w:rPr>
   </w:style>
   <w:style w:type="paragraph" w:styleId="3">
     <w:name w:val="heading 3"/>
     <w:qFormat/>
     <w:pPr>
+      <w:spacing w:line="240" w:lineRule="auto" w:before="0" w:after="0"/>
+      <w:ind w:firstLine="709"/>
+      <w:jc w:val="both"/>
       <w:outlineLvl w:val="2"/>
     </w:pPr>
     <w:rPr>
+      <w:rFonts w:ascii="Times New Roman" w:hAnsi="Times New Roman"/>
+      <w:b/>
       <w:color w:val="1F4D78"/>
-      <w:sz w:val="24"/>
+      <w:sz w:val="28"/>
       <w:szCs w:val="24"/>
     </w:rPr>
   </w:style>
@@ -770,32 +1008,50 @@
     <w:name w:val="heading 4"/>
     <w:qFormat/>
     <w:pPr>
+      <w:spacing w:line="240" w:lineRule="auto" w:before="0" w:after="0"/>
+      <w:ind w:firstLine="709"/>
+      <w:jc w:val="both"/>
       <w:outlineLvl w:val="3"/>
     </w:pPr>
     <w:rPr>
+      <w:rFonts w:ascii="Times New Roman" w:hAnsi="Times New Roman"/>
+      <w:b/>
       <w:i/>
       <w:iCs/>
       <w:color w:val="2E74B5"/>
+      <w:sz w:val="28"/>
     </w:rPr>
   </w:style>
   <w:style w:type="paragraph" w:styleId="5">
     <w:name w:val="heading 5"/>
     <w:qFormat/>
     <w:pPr>
+      <w:spacing w:line="240" w:lineRule="auto" w:before="0" w:after="0"/>
+      <w:ind w:firstLine="709"/>
+      <w:jc w:val="both"/>
       <w:outlineLvl w:val="4"/>
     </w:pPr>
     <w:rPr>
+      <w:rFonts w:ascii="Times New Roman" w:hAnsi="Times New Roman"/>
+      <w:b/>
       <w:color w:val="2E74B5"/>
+      <w:sz w:val="28"/>
     </w:rPr>
   </w:style>
   <w:style w:type="paragraph" w:styleId="6">
     <w:name w:val="heading 6"/>
     <w:qFormat/>
     <w:pPr>
+      <w:spacing w:line="240" w:lineRule="auto" w:before="0" w:after="0"/>
+      <w:ind w:firstLine="709"/>
+      <w:jc w:val="both"/>
       <w:outlineLvl w:val="5"/>
     </w:pPr>
     <w:rPr>
+      <w:rFonts w:ascii="Times New Roman" w:hAnsi="Times New Roman"/>
+      <w:b/>
       <w:color w:val="1F4D78"/>
+      <w:sz w:val="28"/>
     </w:rPr>
   </w:style>
   <w:style w:type="character" w:default="1" w:styleId="a0">
@@ -828,24 +1084,47 @@
   <w:style w:type="paragraph" w:styleId="a3">
     <w:name w:val="Title"/>
     <w:qFormat/>
-    <w:rPr>
-      <w:rFonts w:ascii="Arial" w:hAnsi="Arial"/>
+    <w:pPr>
+      <w:spacing w:line="240" w:lineRule="auto" w:before="0" w:after="0"/>
+      <w:ind w:firstLine="709"/>
+      <w:jc w:val="both"/>
+    </w:pPr>
+    <w:rPr>
+      <w:rFonts w:ascii="Times New Roman" w:hAnsi="Times New Roman"/>
+      <w:b/>
       <w:color w:val="000000"/>
-      <w:sz w:val="36"/>
+      <w:sz w:val="28"/>
       <w:szCs w:val="56"/>
     </w:rPr>
   </w:style>
   <w:style w:type="paragraph" w:customStyle="1" w:styleId="10">
     <w:name w:val="Строгий1"/>
     <w:qFormat/>
-    <w:rPr>
-      <w:b/>
+    <w:pPr>
+      <w:spacing w:line="240" w:lineRule="auto" w:before="0" w:after="0"/>
+      <w:ind w:firstLine="709"/>
+      <w:jc w:val="both"/>
+    </w:pPr>
+    <w:rPr>
+      <w:rFonts w:ascii="Times New Roman" w:hAnsi="Times New Roman"/>
+      <w:b w:val="0"/>
       <w:bCs/>
+      <w:sz w:val="28"/>
     </w:rPr>
   </w:style>
   <w:style w:type="paragraph" w:styleId="a4">
     <w:name w:val="List Paragraph"/>
     <w:qFormat/>
+    <w:pPr>
+      <w:spacing w:line="240" w:lineRule="auto" w:before="0" w:after="0"/>
+      <w:ind w:firstLine="709"/>
+      <w:jc w:val="both"/>
+    </w:pPr>
+    <w:rPr>
+      <w:rFonts w:ascii="Times New Roman" w:hAnsi="Times New Roman"/>
+      <w:b w:val="0"/>
+      <w:sz w:val="28"/>
+    </w:rPr>
   </w:style>
   <w:style w:type="character" w:styleId="a5">
     <w:name w:val="Hyperlink"/>
@@ -871,8 +1150,15 @@
     <w:uiPriority w:val="99"/>
     <w:semiHidden/>
     <w:unhideWhenUsed/>
-    <w:rPr>
-      <w:sz w:val="20"/>
+    <w:pPr>
+      <w:spacing w:line="240" w:lineRule="auto" w:before="0" w:after="0"/>
+      <w:ind w:firstLine="709"/>
+      <w:jc w:val="both"/>
+    </w:pPr>
+    <w:rPr>
+      <w:rFonts w:ascii="Times New Roman" w:hAnsi="Times New Roman"/>
+      <w:b w:val="0"/>
+      <w:sz w:val="28"/>
       <w:szCs w:val="20"/>
     </w:rPr>
   </w:style>
@@ -902,8 +1188,15 @@
     <w:uiPriority w:val="99"/>
     <w:semiHidden/>
     <w:unhideWhenUsed/>
-    <w:rPr>
-      <w:sz w:val="20"/>
+    <w:pPr>
+      <w:spacing w:line="240" w:lineRule="auto" w:before="0" w:after="0"/>
+      <w:ind w:firstLine="709"/>
+      <w:jc w:val="both"/>
+    </w:pPr>
+    <w:rPr>
+      <w:rFonts w:ascii="Times New Roman" w:hAnsi="Times New Roman"/>
+      <w:b w:val="0"/>
+      <w:sz w:val="28"/>
       <w:szCs w:val="20"/>
     </w:rPr>
   </w:style>

--- a/releases/evt-pre-20/2026-09-30-rev-d/Заказ_плат_и_монтаж/02_PCB_MIC_управляемый_заказ_и_монтаж/00_Задание_PCB-MIC_на_изготовление_и_монтаж.docx
+++ b/releases/evt-pre-20/2026-09-30-rev-d/Заказ_плат_и_монтаж/02_PCB_MIC_управляемый_заказ_и_монтаж/00_Задание_PCB-MIC_на_изготовление_и_монтаж.docx
@@ -44,7 +44,7 @@
           <w:rFonts w:ascii="Times New Roman" w:hAnsi="Times New Roman" w:eastAsia="Times New Roman" w:cs="Times New Roman"/>
           <w:sz w:val="28"/>
         </w:rPr>
-        <w:t>Review B принят заказчиком для управляемого выпуска первого изделия. Партия первого лота – 80 PCBA: четыре платы на каждую из 20 станций.</w:t>
+        <w:t>Плата Rev B технически принята подписанным Review B. По последующему требованию заказчика первый лот 80 PCBA заказывается и изготавливается полностью, без паузы после первого образца. Четыре платы идут на каждую из 20 станций.</w:t>
       </w:r>
     </w:p>
     <w:p>
@@ -179,7 +179,7 @@
           <w:b/>
           <w:sz w:val="28"/>
         </w:rPr>
-        <w:t>Управляемый первый образец</w:t>
+        <w:t>Единая партия и контроль после изготовления</w:t>
       </w:r>
     </w:p>
     <w:p>
@@ -193,7 +193,7 @@
           <w:rFonts w:ascii="Times New Roman" w:hAnsi="Times New Roman" w:eastAsia="Times New Roman" w:cs="Times New Roman"/>
           <w:sz w:val="28"/>
         </w:rPr>
-        <w:t>Изготовить и смонтировать одну плату или одну панель. До продолжения партии выполнить AOI/микроскопию MK1, проверить открытый неметаллизированный порт, отсутствие пасты/клея/покрытия, электрическую целостность и работу PDM.</w:t>
+        <w:t>Изготовить и смонтировать все 80 PCBA без технологической паузы. После изготовления выбрать одну плату или панель для AOI/микроскопии MK1, проверки открытого NPTH, отсутствия пасты, клея и покрытия в порту, электрической целостности и PDM.</w:t>
       </w:r>
     </w:p>
     <w:p>
@@ -207,7 +207,7 @@
           <w:rFonts w:ascii="Times New Roman" w:hAnsi="Times New Roman" w:eastAsia="Times New Roman" w:cs="Times New Roman"/>
           <w:sz w:val="28"/>
         </w:rPr>
-        <w:t>После документированного PASS первого изделия разрешается изготовить оставшиеся 79 PCBA без изменения файлов. Любое DFM-изменение CAM, стека, отверстий, посадочных мест или трафарета оформляется ECO до производства.</w:t>
+        <w:t>Результат выборочного контроля не предшествует изготовлению остальных изделий. При дефекте изолировать затронутую партию, установить объём 100 % проверки и доработки. Любое DFM-изменение CAM, стека, отверстий, посадочных мест или трафарета требует ECO до запуска панели. Извещение о единой партии заменяет только условие очередности в подписанном Review B и не является новой подписью технического ревью.</w:t>
       </w:r>
     </w:p>
     <w:p>
@@ -238,7 +238,7 @@
           <w:rFonts w:ascii="Times New Roman" w:hAnsi="Times New Roman" w:eastAsia="Times New Roman" w:cs="Times New Roman"/>
           <w:sz w:val="28"/>
         </w:rPr>
-        <w:t>Передать отчёт электротеста плат, AOI/микроскопию первого изделия, реальный stack ID, схему панели, профиль пайки и перечень принятых отклонений. Физическая акустическая калибровка выполняется после сборки станции по программе EVT.</w:t>
+        <w:t>Передать отчёт электротеста плат и AOI, протокол выборочной микроскопии MK1 и порта, реальный stack ID, схему панели, профиль пайки и перечень отклонений. Физическая акустическая калибровка выполняется после сборки станции по программе EVT.</w:t>
       </w:r>
     </w:p>
     <w:sectPr>
